--- a/docs/dashboards/Market_Sentiment_Dashboard_ReyCap.docx
+++ b/docs/dashboards/Market_Sentiment_Dashboard_ReyCap.docx
@@ -124,12 +124,6 @@
         <w:gridCol w:w="6526"/>
       </w:tblGrid>
       <w:tr>
-        <w:tblPrEx>
-          <w:tblCellMar>
-            <w:top w:w="0" w:type="dxa"/>
-            <w:bottom w:w="0" w:type="dxa"/>
-          </w:tblCellMar>
-        </w:tblPrEx>
         <w:tc>
           <w:tcPr>
             <w:tcW w:w="2500" w:type="dxa"/>
@@ -194,12 +188,6 @@
         </w:tc>
       </w:tr>
       <w:tr>
-        <w:tblPrEx>
-          <w:tblCellMar>
-            <w:top w:w="0" w:type="dxa"/>
-            <w:bottom w:w="0" w:type="dxa"/>
-          </w:tblCellMar>
-        </w:tblPrEx>
         <w:tc>
           <w:tcPr>
             <w:tcW w:w="2500" w:type="dxa"/>
@@ -250,18 +238,48 @@
                 <w:sz w:val="20"/>
                 <w:szCs w:val="20"/>
               </w:rPr>
-              <w:t>Multi-provider AI (Groq, Anthropic Claude, OpenAI GPT) analyzes each symbol using price data, technical indicators, and news sentiment. Automatic fallback chain ensures reliability.</w:t>
+              <w:t>Multi-provider AI (</w:t>
+            </w:r>
+            <w:proofErr w:type="spellStart"/>
+            <w:r>
+              <w:rPr>
+                <w:color w:val="333333"/>
+                <w:sz w:val="20"/>
+                <w:szCs w:val="20"/>
+              </w:rPr>
+              <w:t>Groq</w:t>
+            </w:r>
+            <w:proofErr w:type="spellEnd"/>
+            <w:r>
+              <w:rPr>
+                <w:color w:val="333333"/>
+                <w:sz w:val="20"/>
+                <w:szCs w:val="20"/>
+              </w:rPr>
+              <w:t xml:space="preserve">, Anthropic Claude, OpenAI GPT) </w:t>
+            </w:r>
+            <w:proofErr w:type="spellStart"/>
+            <w:r>
+              <w:rPr>
+                <w:color w:val="333333"/>
+                <w:sz w:val="20"/>
+                <w:szCs w:val="20"/>
+              </w:rPr>
+              <w:t>analyzes</w:t>
+            </w:r>
+            <w:proofErr w:type="spellEnd"/>
+            <w:r>
+              <w:rPr>
+                <w:color w:val="333333"/>
+                <w:sz w:val="20"/>
+                <w:szCs w:val="20"/>
+              </w:rPr>
+              <w:t xml:space="preserve"> each symbol using price data, technical indicators, and news sentiment. Automatic fallback chain ensures reliability.</w:t>
             </w:r>
           </w:p>
         </w:tc>
       </w:tr>
       <w:tr>
-        <w:tblPrEx>
-          <w:tblCellMar>
-            <w:top w:w="0" w:type="dxa"/>
-            <w:bottom w:w="0" w:type="dxa"/>
-          </w:tblCellMar>
-        </w:tblPrEx>
         <w:tc>
           <w:tcPr>
             <w:tcW w:w="2500" w:type="dxa"/>
@@ -312,18 +330,30 @@
                 <w:sz w:val="20"/>
                 <w:szCs w:val="20"/>
               </w:rPr>
-              <w:t>Support and resistance levels (2 each) computed from pivot points using daily OHLCV data via yfinance. RSI-14, MACD signal, and trend direction displayed.</w:t>
+              <w:t xml:space="preserve">Support and resistance levels (2 each) computed from pivot points using daily OHLCV data via </w:t>
+            </w:r>
+            <w:proofErr w:type="spellStart"/>
+            <w:r>
+              <w:rPr>
+                <w:color w:val="333333"/>
+                <w:sz w:val="20"/>
+                <w:szCs w:val="20"/>
+              </w:rPr>
+              <w:t>yfinance</w:t>
+            </w:r>
+            <w:proofErr w:type="spellEnd"/>
+            <w:r>
+              <w:rPr>
+                <w:color w:val="333333"/>
+                <w:sz w:val="20"/>
+                <w:szCs w:val="20"/>
+              </w:rPr>
+              <w:t>. RSI-14, MACD signal, and trend direction displayed.</w:t>
             </w:r>
           </w:p>
         </w:tc>
       </w:tr>
       <w:tr>
-        <w:tblPrEx>
-          <w:tblCellMar>
-            <w:top w:w="0" w:type="dxa"/>
-            <w:bottom w:w="0" w:type="dxa"/>
-          </w:tblCellMar>
-        </w:tblPrEx>
         <w:tc>
           <w:tcPr>
             <w:tcW w:w="2500" w:type="dxa"/>
@@ -374,18 +404,30 @@
                 <w:sz w:val="20"/>
                 <w:szCs w:val="20"/>
               </w:rPr>
-              <w:t>Aggregated from Yahoo Finance RSS, Investing.com RSS, Reuters, CoinTelegraph, NewsAPI, and Economic Times. Per-symbol caching with 4-hour TTL.</w:t>
+              <w:t xml:space="preserve">Aggregated from Yahoo Finance RSS, Investing.com RSS, Reuters, CoinTelegraph, </w:t>
+            </w:r>
+            <w:proofErr w:type="spellStart"/>
+            <w:r>
+              <w:rPr>
+                <w:color w:val="333333"/>
+                <w:sz w:val="20"/>
+                <w:szCs w:val="20"/>
+              </w:rPr>
+              <w:t>NewsAPI</w:t>
+            </w:r>
+            <w:proofErr w:type="spellEnd"/>
+            <w:r>
+              <w:rPr>
+                <w:color w:val="333333"/>
+                <w:sz w:val="20"/>
+                <w:szCs w:val="20"/>
+              </w:rPr>
+              <w:t>, and Economic Times. Per-symbol caching with 4-hour TTL.</w:t>
             </w:r>
           </w:p>
         </w:tc>
       </w:tr>
       <w:tr>
-        <w:tblPrEx>
-          <w:tblCellMar>
-            <w:top w:w="0" w:type="dxa"/>
-            <w:bottom w:w="0" w:type="dxa"/>
-          </w:tblCellMar>
-        </w:tblPrEx>
         <w:tc>
           <w:tcPr>
             <w:tcW w:w="2500" w:type="dxa"/>
@@ -436,18 +478,30 @@
                 <w:sz w:val="20"/>
                 <w:szCs w:val="20"/>
               </w:rPr>
-              <w:t>High/medium-impact events from Forex Factory (this week + next week). Cached for 12 hours. Past events auto-filtered.</w:t>
+              <w:t xml:space="preserve">High/medium-impact events from Forex Factory (this week + next week). Cached for 12 hours. Past events </w:t>
+            </w:r>
+            <w:proofErr w:type="gramStart"/>
+            <w:r>
+              <w:rPr>
+                <w:color w:val="333333"/>
+                <w:sz w:val="20"/>
+                <w:szCs w:val="20"/>
+              </w:rPr>
+              <w:t>auto-filtered</w:t>
+            </w:r>
+            <w:proofErr w:type="gramEnd"/>
+            <w:r>
+              <w:rPr>
+                <w:color w:val="333333"/>
+                <w:sz w:val="20"/>
+                <w:szCs w:val="20"/>
+              </w:rPr>
+              <w:t>.</w:t>
             </w:r>
           </w:p>
         </w:tc>
       </w:tr>
       <w:tr>
-        <w:tblPrEx>
-          <w:tblCellMar>
-            <w:top w:w="0" w:type="dxa"/>
-            <w:bottom w:w="0" w:type="dxa"/>
-          </w:tblCellMar>
-        </w:tblPrEx>
         <w:tc>
           <w:tcPr>
             <w:tcW w:w="2500" w:type="dxa"/>
@@ -504,12 +558,6 @@
         </w:tc>
       </w:tr>
       <w:tr>
-        <w:tblPrEx>
-          <w:tblCellMar>
-            <w:top w:w="0" w:type="dxa"/>
-            <w:bottom w:w="0" w:type="dxa"/>
-          </w:tblCellMar>
-        </w:tblPrEx>
         <w:tc>
           <w:tcPr>
             <w:tcW w:w="2500" w:type="dxa"/>
@@ -560,18 +608,30 @@
                 <w:sz w:val="20"/>
                 <w:szCs w:val="20"/>
               </w:rPr>
-              <w:t>Add any symbol at runtime with autocomplete search. Custom symbols persist across sessions via localStorage.</w:t>
+              <w:t xml:space="preserve">Add any symbol at runtime with autocomplete search. Custom symbols persist across sessions via </w:t>
+            </w:r>
+            <w:proofErr w:type="spellStart"/>
+            <w:r>
+              <w:rPr>
+                <w:color w:val="333333"/>
+                <w:sz w:val="20"/>
+                <w:szCs w:val="20"/>
+              </w:rPr>
+              <w:t>localStorage</w:t>
+            </w:r>
+            <w:proofErr w:type="spellEnd"/>
+            <w:r>
+              <w:rPr>
+                <w:color w:val="333333"/>
+                <w:sz w:val="20"/>
+                <w:szCs w:val="20"/>
+              </w:rPr>
+              <w:t>.</w:t>
             </w:r>
           </w:p>
         </w:tc>
       </w:tr>
       <w:tr>
-        <w:tblPrEx>
-          <w:tblCellMar>
-            <w:top w:w="0" w:type="dxa"/>
-            <w:bottom w:w="0" w:type="dxa"/>
-          </w:tblCellMar>
-        </w:tblPrEx>
         <w:tc>
           <w:tcPr>
             <w:tcW w:w="2500" w:type="dxa"/>
@@ -628,12 +688,6 @@
         </w:tc>
       </w:tr>
       <w:tr>
-        <w:tblPrEx>
-          <w:tblCellMar>
-            <w:top w:w="0" w:type="dxa"/>
-            <w:bottom w:w="0" w:type="dxa"/>
-          </w:tblCellMar>
-        </w:tblPrEx>
         <w:tc>
           <w:tcPr>
             <w:tcW w:w="2500" w:type="dxa"/>
@@ -732,12 +786,6 @@
         <w:gridCol w:w="2500"/>
       </w:tblGrid>
       <w:tr>
-        <w:tblPrEx>
-          <w:tblCellMar>
-            <w:top w:w="0" w:type="dxa"/>
-            <w:bottom w:w="0" w:type="dxa"/>
-          </w:tblCellMar>
-        </w:tblPrEx>
         <w:tc>
           <w:tcPr>
             <w:tcW w:w="2000" w:type="dxa"/>
@@ -833,12 +881,6 @@
         </w:tc>
       </w:tr>
       <w:tr>
-        <w:tblPrEx>
-          <w:tblCellMar>
-            <w:top w:w="0" w:type="dxa"/>
-            <w:bottom w:w="0" w:type="dxa"/>
-          </w:tblCellMar>
-        </w:tblPrEx>
         <w:tc>
           <w:tcPr>
             <w:tcW w:w="2000" w:type="dxa"/>
@@ -916,18 +958,22 @@
                 <w:sz w:val="20"/>
                 <w:szCs w:val="20"/>
               </w:rPr>
-              <w:t>NSE/BSE via yfinance</w:t>
-            </w:r>
+              <w:t xml:space="preserve">NSE/BSE via </w:t>
+            </w:r>
+            <w:proofErr w:type="spellStart"/>
+            <w:r>
+              <w:rPr>
+                <w:color w:val="333333"/>
+                <w:sz w:val="20"/>
+                <w:szCs w:val="20"/>
+              </w:rPr>
+              <w:t>yfinance</w:t>
+            </w:r>
+            <w:proofErr w:type="spellEnd"/>
           </w:p>
         </w:tc>
       </w:tr>
       <w:tr>
-        <w:tblPrEx>
-          <w:tblCellMar>
-            <w:top w:w="0" w:type="dxa"/>
-            <w:bottom w:w="0" w:type="dxa"/>
-          </w:tblCellMar>
-        </w:tblPrEx>
         <w:tc>
           <w:tcPr>
             <w:tcW w:w="2000" w:type="dxa"/>
@@ -1005,18 +1051,22 @@
                 <w:sz w:val="20"/>
                 <w:szCs w:val="20"/>
               </w:rPr>
-              <w:t>NSE via yfinance</w:t>
-            </w:r>
+              <w:t xml:space="preserve">NSE via </w:t>
+            </w:r>
+            <w:proofErr w:type="spellStart"/>
+            <w:r>
+              <w:rPr>
+                <w:color w:val="333333"/>
+                <w:sz w:val="20"/>
+                <w:szCs w:val="20"/>
+              </w:rPr>
+              <w:t>yfinance</w:t>
+            </w:r>
+            <w:proofErr w:type="spellEnd"/>
           </w:p>
         </w:tc>
       </w:tr>
       <w:tr>
-        <w:tblPrEx>
-          <w:tblCellMar>
-            <w:top w:w="0" w:type="dxa"/>
-            <w:bottom w:w="0" w:type="dxa"/>
-          </w:tblCellMar>
-        </w:tblPrEx>
         <w:tc>
           <w:tcPr>
             <w:tcW w:w="2000" w:type="dxa"/>
@@ -1100,12 +1150,6 @@
         </w:tc>
       </w:tr>
       <w:tr>
-        <w:tblPrEx>
-          <w:tblCellMar>
-            <w:top w:w="0" w:type="dxa"/>
-            <w:bottom w:w="0" w:type="dxa"/>
-          </w:tblCellMar>
-        </w:tblPrEx>
         <w:tc>
           <w:tcPr>
             <w:tcW w:w="2000" w:type="dxa"/>
@@ -1189,12 +1233,6 @@
         </w:tc>
       </w:tr>
       <w:tr>
-        <w:tblPrEx>
-          <w:tblCellMar>
-            <w:top w:w="0" w:type="dxa"/>
-            <w:bottom w:w="0" w:type="dxa"/>
-          </w:tblCellMar>
-        </w:tblPrEx>
         <w:tc>
           <w:tcPr>
             <w:tcW w:w="2000" w:type="dxa"/>
@@ -1278,12 +1316,6 @@
         </w:tc>
       </w:tr>
       <w:tr>
-        <w:tblPrEx>
-          <w:tblCellMar>
-            <w:top w:w="0" w:type="dxa"/>
-            <w:bottom w:w="0" w:type="dxa"/>
-          </w:tblCellMar>
-        </w:tblPrEx>
         <w:tc>
           <w:tcPr>
             <w:tcW w:w="2000" w:type="dxa"/>
@@ -1367,12 +1399,6 @@
         </w:tc>
       </w:tr>
       <w:tr>
-        <w:tblPrEx>
-          <w:tblCellMar>
-            <w:top w:w="0" w:type="dxa"/>
-            <w:bottom w:w="0" w:type="dxa"/>
-          </w:tblCellMar>
-        </w:tblPrEx>
         <w:tc>
           <w:tcPr>
             <w:tcW w:w="2000" w:type="dxa"/>
@@ -1456,12 +1482,6 @@
         </w:tc>
       </w:tr>
       <w:tr>
-        <w:tblPrEx>
-          <w:tblCellMar>
-            <w:top w:w="0" w:type="dxa"/>
-            <w:bottom w:w="0" w:type="dxa"/>
-          </w:tblCellMar>
-        </w:tblPrEx>
         <w:tc>
           <w:tcPr>
             <w:tcW w:w="2000" w:type="dxa"/>
@@ -1512,8 +1532,18 @@
                 <w:sz w:val="20"/>
                 <w:szCs w:val="20"/>
               </w:rPr>
-              <w:t>Any symbol supported by yfinance</w:t>
-            </w:r>
+              <w:t xml:space="preserve">Any symbol supported by </w:t>
+            </w:r>
+            <w:proofErr w:type="spellStart"/>
+            <w:r>
+              <w:rPr>
+                <w:color w:val="333333"/>
+                <w:sz w:val="20"/>
+                <w:szCs w:val="20"/>
+              </w:rPr>
+              <w:t>yfinance</w:t>
+            </w:r>
+            <w:proofErr w:type="spellEnd"/>
           </w:p>
         </w:tc>
         <w:tc>
@@ -1573,11 +1603,33 @@
         </w:numPr>
         <w:spacing w:after="80"/>
       </w:pPr>
+      <w:proofErr w:type="spellStart"/>
       <w:r>
         <w:rPr>
           <w:color w:val="333333"/>
         </w:rPr>
-        <w:t>Groq (LLaMA 3.3 70B) — Free tier, primary provider</w:t>
+        <w:t>Groq</w:t>
+      </w:r>
+      <w:proofErr w:type="spellEnd"/>
+      <w:r>
+        <w:rPr>
+          <w:color w:val="333333"/>
+        </w:rPr>
+        <w:t xml:space="preserve"> (</w:t>
+      </w:r>
+      <w:proofErr w:type="spellStart"/>
+      <w:r>
+        <w:rPr>
+          <w:color w:val="333333"/>
+        </w:rPr>
+        <w:t>LLaMA</w:t>
+      </w:r>
+      <w:proofErr w:type="spellEnd"/>
+      <w:r>
+        <w:rPr>
+          <w:color w:val="333333"/>
+        </w:rPr>
+        <w:t xml:space="preserve"> 3.3 70B) — Free tier, primary provider</w:t>
       </w:r>
     </w:p>
     <w:p>
@@ -1636,7 +1688,21 @@
         <w:rPr>
           <w:color w:val="333333"/>
         </w:rPr>
-        <w:t>Each analysis includes: sentiment (Bullish/Bearish/Neutral), confidence score, price prediction with target and stop-loss, key reasons, risk factors, and news sentiment assessment.</w:t>
+        <w:t xml:space="preserve">Each analysis </w:t>
+      </w:r>
+      <w:proofErr w:type="gramStart"/>
+      <w:r>
+        <w:rPr>
+          <w:color w:val="333333"/>
+        </w:rPr>
+        <w:t>includes:</w:t>
+      </w:r>
+      <w:proofErr w:type="gramEnd"/>
+      <w:r>
+        <w:rPr>
+          <w:color w:val="333333"/>
+        </w:rPr>
+        <w:t xml:space="preserve"> sentiment (Bullish/Bearish/Neutral), confidence score, price prediction with target and stop-loss, key reasons, risk factors, and news sentiment assessment.</w:t>
       </w:r>
     </w:p>
     <w:p>
@@ -1674,12 +1740,6 @@
         <w:gridCol w:w="6526"/>
       </w:tblGrid>
       <w:tr>
-        <w:tblPrEx>
-          <w:tblCellMar>
-            <w:top w:w="0" w:type="dxa"/>
-            <w:bottom w:w="0" w:type="dxa"/>
-          </w:tblCellMar>
-        </w:tblPrEx>
         <w:tc>
           <w:tcPr>
             <w:tcW w:w="2500" w:type="dxa"/>
@@ -1744,12 +1804,6 @@
         </w:tc>
       </w:tr>
       <w:tr>
-        <w:tblPrEx>
-          <w:tblCellMar>
-            <w:top w:w="0" w:type="dxa"/>
-            <w:bottom w:w="0" w:type="dxa"/>
-          </w:tblCellMar>
-        </w:tblPrEx>
         <w:tc>
           <w:tcPr>
             <w:tcW w:w="2500" w:type="dxa"/>
@@ -1794,24 +1848,28 @@
             </w:tcMar>
           </w:tcPr>
           <w:p>
-            <w:r>
-              <w:rPr>
-                <w:color w:val="333333"/>
-                <w:sz w:val="20"/>
-                <w:szCs w:val="20"/>
-              </w:rPr>
-              <w:t>yfinance (Yahoo Finance API) — real-time and historical OHLCV</w:t>
+            <w:proofErr w:type="spellStart"/>
+            <w:r>
+              <w:rPr>
+                <w:color w:val="333333"/>
+                <w:sz w:val="20"/>
+                <w:szCs w:val="20"/>
+              </w:rPr>
+              <w:t>yfinance</w:t>
+            </w:r>
+            <w:proofErr w:type="spellEnd"/>
+            <w:r>
+              <w:rPr>
+                <w:color w:val="333333"/>
+                <w:sz w:val="20"/>
+                <w:szCs w:val="20"/>
+              </w:rPr>
+              <w:t xml:space="preserve"> (Yahoo Finance API) — real-time and historical OHLCV</w:t>
             </w:r>
           </w:p>
         </w:tc>
       </w:tr>
       <w:tr>
-        <w:tblPrEx>
-          <w:tblCellMar>
-            <w:top w:w="0" w:type="dxa"/>
-            <w:bottom w:w="0" w:type="dxa"/>
-          </w:tblCellMar>
-        </w:tblPrEx>
         <w:tc>
           <w:tcPr>
             <w:tcW w:w="2500" w:type="dxa"/>
@@ -1868,12 +1926,6 @@
         </w:tc>
       </w:tr>
       <w:tr>
-        <w:tblPrEx>
-          <w:tblCellMar>
-            <w:top w:w="0" w:type="dxa"/>
-            <w:bottom w:w="0" w:type="dxa"/>
-          </w:tblCellMar>
-        </w:tblPrEx>
         <w:tc>
           <w:tcPr>
             <w:tcW w:w="2500" w:type="dxa"/>
@@ -1930,12 +1982,6 @@
         </w:tc>
       </w:tr>
       <w:tr>
-        <w:tblPrEx>
-          <w:tblCellMar>
-            <w:top w:w="0" w:type="dxa"/>
-            <w:bottom w:w="0" w:type="dxa"/>
-          </w:tblCellMar>
-        </w:tblPrEx>
         <w:tc>
           <w:tcPr>
             <w:tcW w:w="2500" w:type="dxa"/>
@@ -1992,12 +2038,6 @@
         </w:tc>
       </w:tr>
       <w:tr>
-        <w:tblPrEx>
-          <w:tblCellMar>
-            <w:top w:w="0" w:type="dxa"/>
-            <w:bottom w:w="0" w:type="dxa"/>
-          </w:tblCellMar>
-        </w:tblPrEx>
         <w:tc>
           <w:tcPr>
             <w:tcW w:w="2500" w:type="dxa"/>
@@ -2054,12 +2094,6 @@
         </w:tc>
       </w:tr>
       <w:tr>
-        <w:tblPrEx>
-          <w:tblCellMar>
-            <w:top w:w="0" w:type="dxa"/>
-            <w:bottom w:w="0" w:type="dxa"/>
-          </w:tblCellMar>
-        </w:tblPrEx>
         <w:tc>
           <w:tcPr>
             <w:tcW w:w="2500" w:type="dxa"/>
@@ -2110,18 +2144,30 @@
                 <w:sz w:val="20"/>
                 <w:szCs w:val="20"/>
               </w:rPr>
-              <w:t>Economic Times, MoneyControl RSS</w:t>
+              <w:t xml:space="preserve">Economic Times, </w:t>
+            </w:r>
+            <w:proofErr w:type="spellStart"/>
+            <w:r>
+              <w:rPr>
+                <w:color w:val="333333"/>
+                <w:sz w:val="20"/>
+                <w:szCs w:val="20"/>
+              </w:rPr>
+              <w:t>MoneyControl</w:t>
+            </w:r>
+            <w:proofErr w:type="spellEnd"/>
+            <w:r>
+              <w:rPr>
+                <w:color w:val="333333"/>
+                <w:sz w:val="20"/>
+                <w:szCs w:val="20"/>
+              </w:rPr>
+              <w:t xml:space="preserve"> RSS</w:t>
             </w:r>
           </w:p>
         </w:tc>
       </w:tr>
       <w:tr>
-        <w:tblPrEx>
-          <w:tblCellMar>
-            <w:top w:w="0" w:type="dxa"/>
-            <w:bottom w:w="0" w:type="dxa"/>
-          </w:tblCellMar>
-        </w:tblPrEx>
         <w:tc>
           <w:tcPr>
             <w:tcW w:w="2500" w:type="dxa"/>
@@ -2178,12 +2224,6 @@
         </w:tc>
       </w:tr>
       <w:tr>
-        <w:tblPrEx>
-          <w:tblCellMar>
-            <w:top w:w="0" w:type="dxa"/>
-            <w:bottom w:w="0" w:type="dxa"/>
-          </w:tblCellMar>
-        </w:tblPrEx>
         <w:tc>
           <w:tcPr>
             <w:tcW w:w="2500" w:type="dxa"/>
@@ -2240,12 +2280,6 @@
         </w:tc>
       </w:tr>
       <w:tr>
-        <w:tblPrEx>
-          <w:tblCellMar>
-            <w:top w:w="0" w:type="dxa"/>
-            <w:bottom w:w="0" w:type="dxa"/>
-          </w:tblCellMar>
-        </w:tblPrEx>
         <w:tc>
           <w:tcPr>
             <w:tcW w:w="2500" w:type="dxa"/>
@@ -2339,12 +2373,6 @@
         <w:gridCol w:w="4326"/>
       </w:tblGrid>
       <w:tr>
-        <w:tblPrEx>
-          <w:tblCellMar>
-            <w:top w:w="0" w:type="dxa"/>
-            <w:bottom w:w="0" w:type="dxa"/>
-          </w:tblCellMar>
-        </w:tblPrEx>
         <w:tc>
           <w:tcPr>
             <w:tcW w:w="2500" w:type="dxa"/>
@@ -2440,12 +2468,6 @@
         </w:tc>
       </w:tr>
       <w:tr>
-        <w:tblPrEx>
-          <w:tblCellMar>
-            <w:top w:w="0" w:type="dxa"/>
-            <w:bottom w:w="0" w:type="dxa"/>
-          </w:tblCellMar>
-        </w:tblPrEx>
         <w:tc>
           <w:tcPr>
             <w:tcW w:w="2500" w:type="dxa"/>
@@ -2529,12 +2551,6 @@
         </w:tc>
       </w:tr>
       <w:tr>
-        <w:tblPrEx>
-          <w:tblCellMar>
-            <w:top w:w="0" w:type="dxa"/>
-            <w:bottom w:w="0" w:type="dxa"/>
-          </w:tblCellMar>
-        </w:tblPrEx>
         <w:tc>
           <w:tcPr>
             <w:tcW w:w="2500" w:type="dxa"/>
@@ -2618,12 +2634,6 @@
         </w:tc>
       </w:tr>
       <w:tr>
-        <w:tblPrEx>
-          <w:tblCellMar>
-            <w:top w:w="0" w:type="dxa"/>
-            <w:bottom w:w="0" w:type="dxa"/>
-          </w:tblCellMar>
-        </w:tblPrEx>
         <w:tc>
           <w:tcPr>
             <w:tcW w:w="2500" w:type="dxa"/>
@@ -2707,12 +2717,6 @@
         </w:tc>
       </w:tr>
       <w:tr>
-        <w:tblPrEx>
-          <w:tblCellMar>
-            <w:top w:w="0" w:type="dxa"/>
-            <w:bottom w:w="0" w:type="dxa"/>
-          </w:tblCellMar>
-        </w:tblPrEx>
         <w:tc>
           <w:tcPr>
             <w:tcW w:w="2500" w:type="dxa"/>
@@ -2831,12 +2835,6 @@
         <w:gridCol w:w="6526"/>
       </w:tblGrid>
       <w:tr>
-        <w:tblPrEx>
-          <w:tblCellMar>
-            <w:top w:w="0" w:type="dxa"/>
-            <w:bottom w:w="0" w:type="dxa"/>
-          </w:tblCellMar>
-        </w:tblPrEx>
         <w:tc>
           <w:tcPr>
             <w:tcW w:w="2500" w:type="dxa"/>
@@ -2901,12 +2899,6 @@
         </w:tc>
       </w:tr>
       <w:tr>
-        <w:tblPrEx>
-          <w:tblCellMar>
-            <w:top w:w="0" w:type="dxa"/>
-            <w:bottom w:w="0" w:type="dxa"/>
-          </w:tblCellMar>
-        </w:tblPrEx>
         <w:tc>
           <w:tcPr>
             <w:tcW w:w="2500" w:type="dxa"/>
@@ -2957,18 +2949,40 @@
                 <w:sz w:val="20"/>
                 <w:szCs w:val="20"/>
               </w:rPr>
-              <w:t>Python, FastAPI, Uvicorn</w:t>
-            </w:r>
+              <w:t xml:space="preserve">Python, </w:t>
+            </w:r>
+            <w:proofErr w:type="spellStart"/>
+            <w:r>
+              <w:rPr>
+                <w:color w:val="333333"/>
+                <w:sz w:val="20"/>
+                <w:szCs w:val="20"/>
+              </w:rPr>
+              <w:t>FastAPI</w:t>
+            </w:r>
+            <w:proofErr w:type="spellEnd"/>
+            <w:r>
+              <w:rPr>
+                <w:color w:val="333333"/>
+                <w:sz w:val="20"/>
+                <w:szCs w:val="20"/>
+              </w:rPr>
+              <w:t xml:space="preserve">, </w:t>
+            </w:r>
+            <w:proofErr w:type="spellStart"/>
+            <w:r>
+              <w:rPr>
+                <w:color w:val="333333"/>
+                <w:sz w:val="20"/>
+                <w:szCs w:val="20"/>
+              </w:rPr>
+              <w:t>Uvicorn</w:t>
+            </w:r>
+            <w:proofErr w:type="spellEnd"/>
           </w:p>
         </w:tc>
       </w:tr>
       <w:tr>
-        <w:tblPrEx>
-          <w:tblCellMar>
-            <w:top w:w="0" w:type="dxa"/>
-            <w:bottom w:w="0" w:type="dxa"/>
-          </w:tblCellMar>
-        </w:tblPrEx>
         <w:tc>
           <w:tcPr>
             <w:tcW w:w="2500" w:type="dxa"/>
@@ -3025,12 +3039,6 @@
         </w:tc>
       </w:tr>
       <w:tr>
-        <w:tblPrEx>
-          <w:tblCellMar>
-            <w:top w:w="0" w:type="dxa"/>
-            <w:bottom w:w="0" w:type="dxa"/>
-          </w:tblCellMar>
-        </w:tblPrEx>
         <w:tc>
           <w:tcPr>
             <w:tcW w:w="2500" w:type="dxa"/>
@@ -3075,24 +3083,46 @@
             </w:tcMar>
           </w:tcPr>
           <w:p>
-            <w:r>
-              <w:rPr>
-                <w:color w:val="333333"/>
-                <w:sz w:val="20"/>
-                <w:szCs w:val="20"/>
-              </w:rPr>
-              <w:t>Groq (LLaMA), Anthropic (Claude), OpenAI (GPT)</w:t>
+            <w:proofErr w:type="spellStart"/>
+            <w:r>
+              <w:rPr>
+                <w:color w:val="333333"/>
+                <w:sz w:val="20"/>
+                <w:szCs w:val="20"/>
+              </w:rPr>
+              <w:t>Groq</w:t>
+            </w:r>
+            <w:proofErr w:type="spellEnd"/>
+            <w:r>
+              <w:rPr>
+                <w:color w:val="333333"/>
+                <w:sz w:val="20"/>
+                <w:szCs w:val="20"/>
+              </w:rPr>
+              <w:t xml:space="preserve"> (</w:t>
+            </w:r>
+            <w:proofErr w:type="spellStart"/>
+            <w:r>
+              <w:rPr>
+                <w:color w:val="333333"/>
+                <w:sz w:val="20"/>
+                <w:szCs w:val="20"/>
+              </w:rPr>
+              <w:t>LLaMA</w:t>
+            </w:r>
+            <w:proofErr w:type="spellEnd"/>
+            <w:r>
+              <w:rPr>
+                <w:color w:val="333333"/>
+                <w:sz w:val="20"/>
+                <w:szCs w:val="20"/>
+              </w:rPr>
+              <w:t>), Anthropic (Claude), OpenAI (GPT)</w:t>
             </w:r>
           </w:p>
         </w:tc>
       </w:tr>
       <w:tr>
-        <w:tblPrEx>
-          <w:tblCellMar>
-            <w:top w:w="0" w:type="dxa"/>
-            <w:bottom w:w="0" w:type="dxa"/>
-          </w:tblCellMar>
-        </w:tblPrEx>
         <w:tc>
           <w:tcPr>
             <w:tcW w:w="2500" w:type="dxa"/>
@@ -3137,24 +3167,46 @@
             </w:tcMar>
           </w:tcPr>
           <w:p>
-            <w:r>
-              <w:rPr>
-                <w:color w:val="333333"/>
-                <w:sz w:val="20"/>
-                <w:szCs w:val="20"/>
-              </w:rPr>
-              <w:t>yfinance, feedparser, requests</w:t>
+            <w:proofErr w:type="spellStart"/>
+            <w:r>
+              <w:rPr>
+                <w:color w:val="333333"/>
+                <w:sz w:val="20"/>
+                <w:szCs w:val="20"/>
+              </w:rPr>
+              <w:t>yfinance</w:t>
+            </w:r>
+            <w:proofErr w:type="spellEnd"/>
+            <w:r>
+              <w:rPr>
+                <w:color w:val="333333"/>
+                <w:sz w:val="20"/>
+                <w:szCs w:val="20"/>
+              </w:rPr>
+              <w:t xml:space="preserve">, </w:t>
+            </w:r>
+            <w:proofErr w:type="spellStart"/>
+            <w:r>
+              <w:rPr>
+                <w:color w:val="333333"/>
+                <w:sz w:val="20"/>
+                <w:szCs w:val="20"/>
+              </w:rPr>
+              <w:t>feedparser</w:t>
+            </w:r>
+            <w:proofErr w:type="spellEnd"/>
+            <w:r>
+              <w:rPr>
+                <w:color w:val="333333"/>
+                <w:sz w:val="20"/>
+                <w:szCs w:val="20"/>
+              </w:rPr>
+              <w:t>, requests</w:t>
             </w:r>
           </w:p>
         </w:tc>
       </w:tr>
       <w:tr>
-        <w:tblPrEx>
-          <w:tblCellMar>
-            <w:top w:w="0" w:type="dxa"/>
-            <w:bottom w:w="0" w:type="dxa"/>
-          </w:tblCellMar>
-        </w:tblPrEx>
         <w:tc>
           <w:tcPr>
             <w:tcW w:w="2500" w:type="dxa"/>
@@ -3205,18 +3257,32 @@
                 <w:sz w:val="20"/>
                 <w:szCs w:val="20"/>
               </w:rPr>
-              <w:t>Render.com (render.yaml) or local server</w:t>
+              <w:t>Render.com (</w:t>
+            </w:r>
+            <w:proofErr w:type="spellStart"/>
+            <w:proofErr w:type="gramStart"/>
+            <w:r>
+              <w:rPr>
+                <w:color w:val="333333"/>
+                <w:sz w:val="20"/>
+                <w:szCs w:val="20"/>
+              </w:rPr>
+              <w:t>render.yaml</w:t>
+            </w:r>
+            <w:proofErr w:type="spellEnd"/>
+            <w:proofErr w:type="gramEnd"/>
+            <w:r>
+              <w:rPr>
+                <w:color w:val="333333"/>
+                <w:sz w:val="20"/>
+                <w:szCs w:val="20"/>
+              </w:rPr>
+              <w:t>) or local server</w:t>
             </w:r>
           </w:p>
         </w:tc>
       </w:tr>
       <w:tr>
-        <w:tblPrEx>
-          <w:tblCellMar>
-            <w:top w:w="0" w:type="dxa"/>
-            <w:bottom w:w="0" w:type="dxa"/>
-          </w:tblCellMar>
-        </w:tblPrEx>
         <w:tc>
           <w:tcPr>
             <w:tcW w:w="2500" w:type="dxa"/>
@@ -3319,12 +3385,6 @@
         <w:gridCol w:w="6026"/>
       </w:tblGrid>
       <w:tr>
-        <w:tblPrEx>
-          <w:tblCellMar>
-            <w:top w:w="0" w:type="dxa"/>
-            <w:bottom w:w="0" w:type="dxa"/>
-          </w:tblCellMar>
-        </w:tblPrEx>
         <w:tc>
           <w:tcPr>
             <w:tcW w:w="3000" w:type="dxa"/>
@@ -3389,12 +3449,6 @@
         </w:tc>
       </w:tr>
       <w:tr>
-        <w:tblPrEx>
-          <w:tblCellMar>
-            <w:top w:w="0" w:type="dxa"/>
-            <w:bottom w:w="0" w:type="dxa"/>
-          </w:tblCellMar>
-        </w:tblPrEx>
         <w:tc>
           <w:tcPr>
             <w:tcW w:w="3000" w:type="dxa"/>
@@ -3439,24 +3493,28 @@
             </w:tcMar>
           </w:tcPr>
           <w:p>
-            <w:r>
-              <w:rPr>
-                <w:color w:val="333333"/>
-                <w:sz w:val="20"/>
-                <w:szCs w:val="20"/>
-              </w:rPr>
-              <w:t>Groq AI provider (primary)</w:t>
+            <w:proofErr w:type="spellStart"/>
+            <w:r>
+              <w:rPr>
+                <w:color w:val="333333"/>
+                <w:sz w:val="20"/>
+                <w:szCs w:val="20"/>
+              </w:rPr>
+              <w:t>Groq</w:t>
+            </w:r>
+            <w:proofErr w:type="spellEnd"/>
+            <w:r>
+              <w:rPr>
+                <w:color w:val="333333"/>
+                <w:sz w:val="20"/>
+                <w:szCs w:val="20"/>
+              </w:rPr>
+              <w:t xml:space="preserve"> AI provider (primary)</w:t>
             </w:r>
           </w:p>
         </w:tc>
       </w:tr>
       <w:tr>
-        <w:tblPrEx>
-          <w:tblCellMar>
-            <w:top w:w="0" w:type="dxa"/>
-            <w:bottom w:w="0" w:type="dxa"/>
-          </w:tblCellMar>
-        </w:tblPrEx>
         <w:tc>
           <w:tcPr>
             <w:tcW w:w="3000" w:type="dxa"/>
@@ -3513,12 +3571,6 @@
         </w:tc>
       </w:tr>
       <w:tr>
-        <w:tblPrEx>
-          <w:tblCellMar>
-            <w:top w:w="0" w:type="dxa"/>
-            <w:bottom w:w="0" w:type="dxa"/>
-          </w:tblCellMar>
-        </w:tblPrEx>
         <w:tc>
           <w:tcPr>
             <w:tcW w:w="3000" w:type="dxa"/>
@@ -3575,12 +3627,6 @@
         </w:tc>
       </w:tr>
       <w:tr>
-        <w:tblPrEx>
-          <w:tblCellMar>
-            <w:top w:w="0" w:type="dxa"/>
-            <w:bottom w:w="0" w:type="dxa"/>
-          </w:tblCellMar>
-        </w:tblPrEx>
         <w:tc>
           <w:tcPr>
             <w:tcW w:w="3000" w:type="dxa"/>
@@ -3637,12 +3683,6 @@
         </w:tc>
       </w:tr>
       <w:tr>
-        <w:tblPrEx>
-          <w:tblCellMar>
-            <w:top w:w="0" w:type="dxa"/>
-            <w:bottom w:w="0" w:type="dxa"/>
-          </w:tblCellMar>
-        </w:tblPrEx>
         <w:tc>
           <w:tcPr>
             <w:tcW w:w="3000" w:type="dxa"/>
@@ -3699,12 +3739,6 @@
         </w:tc>
       </w:tr>
       <w:tr>
-        <w:tblPrEx>
-          <w:tblCellMar>
-            <w:top w:w="0" w:type="dxa"/>
-            <w:bottom w:w="0" w:type="dxa"/>
-          </w:tblCellMar>
-        </w:tblPrEx>
         <w:tc>
           <w:tcPr>
             <w:tcW w:w="3000" w:type="dxa"/>
@@ -3749,24 +3783,28 @@
             </w:tcMar>
           </w:tcPr>
           <w:p>
-            <w:r>
-              <w:rPr>
-                <w:color w:val="333333"/>
-                <w:sz w:val="20"/>
-                <w:szCs w:val="20"/>
-              </w:rPr>
-              <w:t>Groq model name (default: llama-3.3-70b-versatile)</w:t>
+            <w:proofErr w:type="spellStart"/>
+            <w:r>
+              <w:rPr>
+                <w:color w:val="333333"/>
+                <w:sz w:val="20"/>
+                <w:szCs w:val="20"/>
+              </w:rPr>
+              <w:t>Groq</w:t>
+            </w:r>
+            <w:proofErr w:type="spellEnd"/>
+            <w:r>
+              <w:rPr>
+                <w:color w:val="333333"/>
+                <w:sz w:val="20"/>
+                <w:szCs w:val="20"/>
+              </w:rPr>
+              <w:t xml:space="preserve"> model name (default: llama-3.3-70b-versatile)</w:t>
             </w:r>
           </w:p>
         </w:tc>
       </w:tr>
       <w:tr>
-        <w:tblPrEx>
-          <w:tblCellMar>
-            <w:top w:w="0" w:type="dxa"/>
-            <w:bottom w:w="0" w:type="dxa"/>
-          </w:tblCellMar>
-        </w:tblPrEx>
         <w:tc>
           <w:tcPr>
             <w:tcW w:w="3000" w:type="dxa"/>
@@ -3823,12 +3861,6 @@
         </w:tc>
       </w:tr>
       <w:tr>
-        <w:tblPrEx>
-          <w:tblCellMar>
-            <w:top w:w="0" w:type="dxa"/>
-            <w:bottom w:w="0" w:type="dxa"/>
-          </w:tblCellMar>
-        </w:tblPrEx>
         <w:tc>
           <w:tcPr>
             <w:tcW w:w="3000" w:type="dxa"/>
